--- a/Codeward Security - Plan d'Affaires (FR).docx
+++ b/Codeward Security - Plan d'Affaires (FR).docx
@@ -75,7 +75,7 @@
           <w:sz w:val="22"/>
           <w:szCs w:val="22"/>
         </w:rPr>
-        <w:t xml:space="preserve">Un cabinet de cybersécurité axé sur le développement, au service des plateformes fintech, des néo-banques, de la finance décentralisée, des banques commerciales et des régulateurs financiers</w:t>
+        <w:t xml:space="preserve">Un cabinet de cybersécurité axé sur le développement, au service des services financiers, des télécommunications, de la santé, du e-commerce et des entreprises technologiques</w:t>
       </w:r>
     </w:p>
     <w:p>
@@ -603,7 +603,7 @@
           <w:sz w:val="23"/>
           <w:szCs w:val="23"/>
         </w:rPr>
-        <w:t xml:space="preserve">Codeward Security a pour mission de combler l'écart entre la vitesse de l'ingénierie logicielle moderne et les exigences de sécurité strictes de la finance mondiale. Nous ne nous contentons pas de signaler des vulnérabilités : nous intervenons directement dans la pull request, le pipeline et la revue d'architecture, en corrigeant les failles à la source, afin que chaque plateforme fintech, néo-banque et protocole DeFi que nous accompagnons soit livré rapidement et en toute sécurité. Fondée par des ingénieurs, conçue pour des ingénieurs, reconnue par les régulateurs.</w:t>
+        <w:t xml:space="preserve">Codeward Security a pour mission de combler l'écart entre la vitesse de l'ingénierie logicielle moderne et les exigences de sécurité strictes des secteurs réglementés et technologiques. Nous ne nous contentons pas de signaler des vulnérabilités : nous intervenons directement dans la pull request, le pipeline et la revue d'architecture, en corrigeant les failles à la source, afin que chaque plateforme fintech, opérateur télécom, système de santé et entreprise numérique que nous accompagnons soit livré rapidement et en toute sécurité. Fondée par des ingénieurs, conçue pour des ingénieurs, reconnue par les régulateurs.</w:t>
       </w:r>
     </w:p>
     <w:p>
@@ -661,10 +661,10 @@
           <w:bCs/>
           <w:color w:val="1A1A1A"/>
         </w:rPr>
-        <w:t xml:space="preserve">Contexte métier financier : </w:t>
-      </w:r>
-      <w:r>
-        <w:t xml:space="preserve">des modèles d'analyse calibrés sur la logique transactionnelle, l'intégrité des grands livres et la gestion des clés cryptographiques — et non sur des schémas génériques d'applications web.</w:t>
+        <w:t xml:space="preserve">Contexte métier sectoriel : </w:t>
+      </w:r>
+      <w:r>
+        <w:t xml:space="preserve">des modèles d'analyse calibrés sur la logique transactionnelle, l'intégrité des données et la gestion des clés cryptographiques — adaptés aux flux de données de la fintech, de la santé, des télécoms et du e-commerce, et non à des schémas génériques d'applications web.</w:t>
       </w:r>
     </w:p>
     <w:p>
@@ -777,10 +777,10 @@
           <w:bCs/>
           <w:color w:val="1A1A1A"/>
         </w:rPr>
-        <w:t xml:space="preserve">Spécialisation sur les rails de paiement : </w:t>
-      </w:r>
-      <w:r>
-        <w:t xml:space="preserve">une expertise pointue de la sécurité REST, GraphQL et de la messagerie ISO 20022 / SWIFT.</w:t>
+        <w:t xml:space="preserve">Spécialisation sur les rails de paiement, largement applicable : </w:t>
+      </w:r>
+      <w:r>
+        <w:t xml:space="preserve">une expertise pointue de la sécurité REST, GraphQL et de la messagerie ISO 20022 / SWIFT — la même rigueur d'intégrité transactionnelle qui sécurise les parcours de paiement, les systèmes de facturation et les échanges de dossiers patients.</w:t>
       </w:r>
     </w:p>
     <w:p>
@@ -897,6 +897,502 @@
       </w:r>
     </w:p>
     <w:p>
+      <w:pPr>
+        <w:pStyle w:val="Heading2"/>
+      </w:pPr>
+      <w:r>
+        <w:t xml:space="preserve">1.5 Secteurs servis</w:t>
+      </w:r>
+    </w:p>
+    <w:p>
+      <w:r>
+        <w:t xml:space="preserve">Codeward Security a été fondée au sein des services financiers, et la fintech demeure le secteur phare du cabinet — c'est là que se concentrent l'expertise réglementaire la plus approfondie, le positionnement concurrentiel et les preuves de concept. Mais la thèse sous-jacente (une sécurité conçue dans le cycle de développement, et non ajoutée après coup) s'applique partout où une organisation livre du logiciel en production et traite des données sensibles. Le cabinet est structuré dès l'origine pour servir des secteurs adjacents, réglementés et axés sur la technologie.</w:t>
+      </w:r>
+    </w:p>
+    <w:tbl>
+      <w:tblPr>
+        <w:tblW w:type="dxa" w:w="9360"/>
+        <w:tblBorders>
+          <w:top w:val="single" w:color="D4D4D4" w:sz="2"/>
+          <w:left w:val="single" w:color="D4D4D4" w:sz="2"/>
+          <w:bottom w:val="single" w:color="D4D4D4" w:sz="2"/>
+          <w:right w:val="single" w:color="D4D4D4" w:sz="2"/>
+          <w:insideH w:val="single" w:color="D4D4D4" w:sz="2"/>
+          <w:insideV w:val="single" w:color="D4D4D4" w:sz="2"/>
+        </w:tblBorders>
+      </w:tblPr>
+      <w:tblGrid>
+        <w:gridCol w:w="2400"/>
+        <w:gridCol w:w="3760"/>
+        <w:gridCol w:w="3200"/>
+      </w:tblGrid>
+      <w:tr>
+        <w:trPr>
+          <w:tblHeader/>
+        </w:trPr>
+        <w:tc>
+          <w:tcPr>
+            <w:tcW w:type="dxa" w:w="2400"/>
+            <w:shd w:fill="1A1A1A" w:val="clear"/>
+            <w:tcMar>
+              <w:top w:type="dxa" w:w="100"/>
+              <w:left w:type="dxa" w:w="140"/>
+              <w:bottom w:type="dxa" w:w="100"/>
+              <w:right w:type="dxa" w:w="140"/>
+            </w:tcMar>
+            <w:vAlign w:val="center"/>
+          </w:tcPr>
+          <w:p>
+            <w:r>
+              <w:rPr>
+                <w:b/>
+                <w:bCs/>
+                <w:color w:val="FFFFFF"/>
+                <w:sz w:val="20"/>
+                <w:szCs w:val="20"/>
+              </w:rPr>
+              <w:t xml:space="preserve">Secteur</w:t>
+            </w:r>
+          </w:p>
+        </w:tc>
+        <w:tc>
+          <w:tcPr>
+            <w:tcW w:type="dxa" w:w="3760"/>
+            <w:shd w:fill="1A1A1A" w:val="clear"/>
+            <w:tcMar>
+              <w:top w:type="dxa" w:w="100"/>
+              <w:left w:type="dxa" w:w="140"/>
+              <w:bottom w:type="dxa" w:w="100"/>
+              <w:right w:type="dxa" w:w="140"/>
+            </w:tcMar>
+            <w:vAlign w:val="center"/>
+          </w:tcPr>
+          <w:p>
+            <w:r>
+              <w:rPr>
+                <w:b/>
+                <w:bCs/>
+                <w:color w:val="FFFFFF"/>
+                <w:sz w:val="20"/>
+                <w:szCs w:val="20"/>
+              </w:rPr>
+              <w:t xml:space="preserve">Pourquoi c'est pertinent</w:t>
+            </w:r>
+          </w:p>
+        </w:tc>
+        <w:tc>
+          <w:tcPr>
+            <w:tcW w:type="dxa" w:w="3200"/>
+            <w:shd w:fill="1A1A1A" w:val="clear"/>
+            <w:tcMar>
+              <w:top w:type="dxa" w:w="100"/>
+              <w:left w:type="dxa" w:w="140"/>
+              <w:bottom w:type="dxa" w:w="100"/>
+              <w:right w:type="dxa" w:w="140"/>
+            </w:tcMar>
+            <w:vAlign w:val="center"/>
+          </w:tcPr>
+          <w:p>
+            <w:r>
+              <w:rPr>
+                <w:b/>
+                <w:bCs/>
+                <w:color w:val="FFFFFF"/>
+                <w:sz w:val="20"/>
+                <w:szCs w:val="20"/>
+              </w:rPr>
+              <w:t xml:space="preserve">Cadres de conformité représentatifs</w:t>
+            </w:r>
+          </w:p>
+        </w:tc>
+      </w:tr>
+      <w:tr>
+        <w:tc>
+          <w:tcPr>
+            <w:tcW w:type="dxa" w:w="2400"/>
+            <w:shd w:fill="FFFFFF" w:val="clear"/>
+            <w:tcMar>
+              <w:top w:type="dxa" w:w="100"/>
+              <w:left w:type="dxa" w:w="140"/>
+              <w:bottom w:type="dxa" w:w="100"/>
+              <w:right w:type="dxa" w:w="140"/>
+            </w:tcMar>
+            <w:vAlign w:val="center"/>
+          </w:tcPr>
+          <w:p>
+            <w:r>
+              <w:rPr>
+                <w:b w:val="false"/>
+                <w:bCs w:val="false"/>
+                <w:color w:val="2B2B2B"/>
+                <w:sz w:val="20"/>
+                <w:szCs w:val="20"/>
+              </w:rPr>
+              <w:t xml:space="preserve">Services financiers et fintech (secteur phare)</w:t>
+            </w:r>
+          </w:p>
+        </w:tc>
+        <w:tc>
+          <w:tcPr>
+            <w:tcW w:type="dxa" w:w="3760"/>
+            <w:shd w:fill="FFFFFF" w:val="clear"/>
+            <w:tcMar>
+              <w:top w:type="dxa" w:w="100"/>
+              <w:left w:type="dxa" w:w="140"/>
+              <w:bottom w:type="dxa" w:w="100"/>
+              <w:right w:type="dxa" w:w="140"/>
+            </w:tcMar>
+            <w:vAlign w:val="center"/>
+          </w:tcPr>
+          <w:p>
+            <w:r>
+              <w:rPr>
+                <w:b w:val="false"/>
+                <w:bCs w:val="false"/>
+                <w:color w:val="2B2B2B"/>
+                <w:sz w:val="20"/>
+                <w:szCs w:val="20"/>
+              </w:rPr>
+              <w:t xml:space="preserve">Systèmes de paiement, néo-banques et protocoles DeFi — la spécialisation fondatrice du cabinet et ses preuves de concept les plus solides.</w:t>
+            </w:r>
+          </w:p>
+        </w:tc>
+        <w:tc>
+          <w:tcPr>
+            <w:tcW w:type="dxa" w:w="3200"/>
+            <w:shd w:fill="FFFFFF" w:val="clear"/>
+            <w:tcMar>
+              <w:top w:type="dxa" w:w="100"/>
+              <w:left w:type="dxa" w:w="140"/>
+              <w:bottom w:type="dxa" w:w="100"/>
+              <w:right w:type="dxa" w:w="140"/>
+            </w:tcMar>
+            <w:vAlign w:val="center"/>
+          </w:tcPr>
+          <w:p>
+            <w:r>
+              <w:rPr>
+                <w:b w:val="false"/>
+                <w:bCs w:val="false"/>
+                <w:color w:val="2B2B2B"/>
+                <w:sz w:val="20"/>
+                <w:szCs w:val="20"/>
+              </w:rPr>
+              <w:t xml:space="preserve">PCI-DSS, SOC 2, DORA, NIS2, GLBA</w:t>
+            </w:r>
+          </w:p>
+        </w:tc>
+      </w:tr>
+      <w:tr>
+        <w:tc>
+          <w:tcPr>
+            <w:tcW w:type="dxa" w:w="2400"/>
+            <w:shd w:fill="E9E9E9" w:val="clear"/>
+            <w:tcMar>
+              <w:top w:type="dxa" w:w="100"/>
+              <w:left w:type="dxa" w:w="140"/>
+              <w:bottom w:type="dxa" w:w="100"/>
+              <w:right w:type="dxa" w:w="140"/>
+            </w:tcMar>
+            <w:vAlign w:val="center"/>
+          </w:tcPr>
+          <w:p>
+            <w:r>
+              <w:rPr>
+                <w:b w:val="false"/>
+                <w:bCs w:val="false"/>
+                <w:color w:val="2B2B2B"/>
+                <w:sz w:val="20"/>
+                <w:szCs w:val="20"/>
+              </w:rPr>
+              <w:t xml:space="preserve">Télécoms et opérateurs de réseaux mobiles</w:t>
+            </w:r>
+          </w:p>
+        </w:tc>
+        <w:tc>
+          <w:tcPr>
+            <w:tcW w:type="dxa" w:w="3760"/>
+            <w:shd w:fill="E9E9E9" w:val="clear"/>
+            <w:tcMar>
+              <w:top w:type="dxa" w:w="100"/>
+              <w:left w:type="dxa" w:w="140"/>
+              <w:bottom w:type="dxa" w:w="100"/>
+              <w:right w:type="dxa" w:w="140"/>
+            </w:tcMar>
+            <w:vAlign w:val="center"/>
+          </w:tcPr>
+          <w:p>
+            <w:r>
+              <w:rPr>
+                <w:b w:val="false"/>
+                <w:bCs w:val="false"/>
+                <w:color w:val="2B2B2B"/>
+                <w:sz w:val="20"/>
+                <w:szCs w:val="20"/>
+              </w:rPr>
+              <w:t xml:space="preserve">Sécurité de l'argent mobile, de l'USSD et des systèmes de facturation pour les opérateurs et MVNO, en s'appuyant directement sur l'expertise africaine du cabinet en argent mobile.</w:t>
+            </w:r>
+          </w:p>
+        </w:tc>
+        <w:tc>
+          <w:tcPr>
+            <w:tcW w:type="dxa" w:w="3200"/>
+            <w:shd w:fill="E9E9E9" w:val="clear"/>
+            <w:tcMar>
+              <w:top w:type="dxa" w:w="100"/>
+              <w:left w:type="dxa" w:w="140"/>
+              <w:bottom w:type="dxa" w:w="100"/>
+              <w:right w:type="dxa" w:w="140"/>
+            </w:tcMar>
+            <w:vAlign w:val="center"/>
+          </w:tcPr>
+          <w:p>
+            <w:r>
+              <w:rPr>
+                <w:b w:val="false"/>
+                <w:bCs w:val="false"/>
+                <w:color w:val="2B2B2B"/>
+                <w:sz w:val="20"/>
+                <w:szCs w:val="20"/>
+              </w:rPr>
+              <w:t xml:space="preserve">NIS2 (les télécoms sont un secteur essentiel couvert), certifications GSMA, régulateurs télécoms nationaux</w:t>
+            </w:r>
+          </w:p>
+        </w:tc>
+      </w:tr>
+      <w:tr>
+        <w:tc>
+          <w:tcPr>
+            <w:tcW w:type="dxa" w:w="2400"/>
+            <w:shd w:fill="FFFFFF" w:val="clear"/>
+            <w:tcMar>
+              <w:top w:type="dxa" w:w="100"/>
+              <w:left w:type="dxa" w:w="140"/>
+              <w:bottom w:type="dxa" w:w="100"/>
+              <w:right w:type="dxa" w:w="140"/>
+            </w:tcMar>
+            <w:vAlign w:val="center"/>
+          </w:tcPr>
+          <w:p>
+            <w:r>
+              <w:rPr>
+                <w:b w:val="false"/>
+                <w:bCs w:val="false"/>
+                <w:color w:val="2B2B2B"/>
+                <w:sz w:val="20"/>
+                <w:szCs w:val="20"/>
+              </w:rPr>
+              <w:t xml:space="preserve">Santé et healthtech</w:t>
+            </w:r>
+          </w:p>
+        </w:tc>
+        <w:tc>
+          <w:tcPr>
+            <w:tcW w:type="dxa" w:w="3760"/>
+            <w:shd w:fill="FFFFFF" w:val="clear"/>
+            <w:tcMar>
+              <w:top w:type="dxa" w:w="100"/>
+              <w:left w:type="dxa" w:w="140"/>
+              <w:bottom w:type="dxa" w:w="100"/>
+              <w:right w:type="dxa" w:w="140"/>
+            </w:tcMar>
+            <w:vAlign w:val="center"/>
+          </w:tcPr>
+          <w:p>
+            <w:r>
+              <w:rPr>
+                <w:b w:val="false"/>
+                <w:bCs w:val="false"/>
+                <w:color w:val="2B2B2B"/>
+                <w:sz w:val="20"/>
+                <w:szCs w:val="20"/>
+              </w:rPr>
+              <w:t xml:space="preserve">Les données patients, les systèmes de prise en charge et les logiciels médicaux connectés exigent la même rigueur d'intégrité des données que les grands livres financiers.</w:t>
+            </w:r>
+          </w:p>
+        </w:tc>
+        <w:tc>
+          <w:tcPr>
+            <w:tcW w:type="dxa" w:w="3200"/>
+            <w:shd w:fill="FFFFFF" w:val="clear"/>
+            <w:tcMar>
+              <w:top w:type="dxa" w:w="100"/>
+              <w:left w:type="dxa" w:w="140"/>
+              <w:bottom w:type="dxa" w:w="100"/>
+              <w:right w:type="dxa" w:w="140"/>
+            </w:tcMar>
+            <w:vAlign w:val="center"/>
+          </w:tcPr>
+          <w:p>
+            <w:r>
+              <w:rPr>
+                <w:b w:val="false"/>
+                <w:bCs w:val="false"/>
+                <w:color w:val="2B2B2B"/>
+                <w:sz w:val="20"/>
+                <w:szCs w:val="20"/>
+              </w:rPr>
+              <w:t xml:space="preserve">HIPAA / HITECH (États-Unis), NIS2 (la santé est également un secteur essentiel couvert), réglementations régionales sur les données de santé</w:t>
+            </w:r>
+          </w:p>
+        </w:tc>
+      </w:tr>
+      <w:tr>
+        <w:tc>
+          <w:tcPr>
+            <w:tcW w:type="dxa" w:w="2400"/>
+            <w:shd w:fill="E9E9E9" w:val="clear"/>
+            <w:tcMar>
+              <w:top w:type="dxa" w:w="100"/>
+              <w:left w:type="dxa" w:w="140"/>
+              <w:bottom w:type="dxa" w:w="100"/>
+              <w:right w:type="dxa" w:w="140"/>
+            </w:tcMar>
+            <w:vAlign w:val="center"/>
+          </w:tcPr>
+          <w:p>
+            <w:r>
+              <w:rPr>
+                <w:b w:val="false"/>
+                <w:bCs w:val="false"/>
+                <w:color w:val="2B2B2B"/>
+                <w:sz w:val="20"/>
+                <w:szCs w:val="20"/>
+              </w:rPr>
+              <w:t xml:space="preserve">E-commerce et technologies du commerce de détail</w:t>
+            </w:r>
+          </w:p>
+        </w:tc>
+        <w:tc>
+          <w:tcPr>
+            <w:tcW w:type="dxa" w:w="3760"/>
+            <w:shd w:fill="E9E9E9" w:val="clear"/>
+            <w:tcMar>
+              <w:top w:type="dxa" w:w="100"/>
+              <w:left w:type="dxa" w:w="140"/>
+              <w:bottom w:type="dxa" w:w="100"/>
+              <w:right w:type="dxa" w:w="140"/>
+            </w:tcMar>
+            <w:vAlign w:val="center"/>
+          </w:tcPr>
+          <w:p>
+            <w:r>
+              <w:rPr>
+                <w:b w:val="false"/>
+                <w:bCs w:val="false"/>
+                <w:color w:val="2B2B2B"/>
+                <w:sz w:val="20"/>
+                <w:szCs w:val="20"/>
+              </w:rPr>
+              <w:t xml:space="preserve">Les parcours de paiement, les intégrations de paiement et les données clients à grande échelle s'appuient sur la spécialisation fondamentale du cabinet en API et couche transactionnelle.</w:t>
+            </w:r>
+          </w:p>
+        </w:tc>
+        <w:tc>
+          <w:tcPr>
+            <w:tcW w:type="dxa" w:w="3200"/>
+            <w:shd w:fill="E9E9E9" w:val="clear"/>
+            <w:tcMar>
+              <w:top w:type="dxa" w:w="100"/>
+              <w:left w:type="dxa" w:w="140"/>
+              <w:bottom w:type="dxa" w:w="100"/>
+              <w:right w:type="dxa" w:w="140"/>
+            </w:tcMar>
+            <w:vAlign w:val="center"/>
+          </w:tcPr>
+          <w:p>
+            <w:r>
+              <w:rPr>
+                <w:b w:val="false"/>
+                <w:bCs w:val="false"/>
+                <w:color w:val="2B2B2B"/>
+                <w:sz w:val="20"/>
+                <w:szCs w:val="20"/>
+              </w:rPr>
+              <w:t xml:space="preserve">PCI-DSS, réglementations de protection des consommateurs de type RGPD/CCPA</w:t>
+            </w:r>
+          </w:p>
+        </w:tc>
+      </w:tr>
+      <w:tr>
+        <w:tc>
+          <w:tcPr>
+            <w:tcW w:type="dxa" w:w="2400"/>
+            <w:shd w:fill="FFFFFF" w:val="clear"/>
+            <w:tcMar>
+              <w:top w:type="dxa" w:w="100"/>
+              <w:left w:type="dxa" w:w="140"/>
+              <w:bottom w:type="dxa" w:w="100"/>
+              <w:right w:type="dxa" w:w="140"/>
+            </w:tcMar>
+            <w:vAlign w:val="center"/>
+          </w:tcPr>
+          <w:p>
+            <w:r>
+              <w:rPr>
+                <w:b w:val="false"/>
+                <w:bCs w:val="false"/>
+                <w:color w:val="2B2B2B"/>
+                <w:sz w:val="20"/>
+                <w:szCs w:val="20"/>
+              </w:rPr>
+              <w:t xml:space="preserve">Technologies d'entreprise et SaaS</w:t>
+            </w:r>
+          </w:p>
+        </w:tc>
+        <w:tc>
+          <w:tcPr>
+            <w:tcW w:type="dxa" w:w="3760"/>
+            <w:shd w:fill="FFFFFF" w:val="clear"/>
+            <w:tcMar>
+              <w:top w:type="dxa" w:w="100"/>
+              <w:left w:type="dxa" w:w="140"/>
+              <w:bottom w:type="dxa" w:w="100"/>
+              <w:right w:type="dxa" w:w="140"/>
+            </w:tcMar>
+            <w:vAlign w:val="center"/>
+          </w:tcPr>
+          <w:p>
+            <w:r>
+              <w:rPr>
+                <w:b w:val="false"/>
+                <w:bCs w:val="false"/>
+                <w:color w:val="2B2B2B"/>
+                <w:sz w:val="20"/>
+                <w:szCs w:val="20"/>
+              </w:rPr>
+              <w:t xml:space="preserve">Toute organisation livrant du logiciel en production via un véritable pipeline CI/CD bénéficie du même modèle intégré à l'ingénierie.</w:t>
+            </w:r>
+          </w:p>
+        </w:tc>
+        <w:tc>
+          <w:tcPr>
+            <w:tcW w:type="dxa" w:w="3200"/>
+            <w:shd w:fill="FFFFFF" w:val="clear"/>
+            <w:tcMar>
+              <w:top w:type="dxa" w:w="100"/>
+              <w:left w:type="dxa" w:w="140"/>
+              <w:bottom w:type="dxa" w:w="100"/>
+              <w:right w:type="dxa" w:w="140"/>
+            </w:tcMar>
+            <w:vAlign w:val="center"/>
+          </w:tcPr>
+          <w:p>
+            <w:r>
+              <w:rPr>
+                <w:b w:val="false"/>
+                <w:bCs w:val="false"/>
+                <w:color w:val="2B2B2B"/>
+                <w:sz w:val="20"/>
+                <w:szCs w:val="20"/>
+              </w:rPr>
+              <w:t xml:space="preserve">SOC 2, ISO 27001</w:t>
+            </w:r>
+          </w:p>
+        </w:tc>
+      </w:tr>
+    </w:tbl>
+    <w:p>
       <w:r>
         <w:br w:type="page"/>
       </w:r>
@@ -906,12 +1402,12 @@
         <w:pStyle w:val="Heading1"/>
       </w:pPr>
       <w:r>
-        <w:t xml:space="preserve">2. Portefeuille de services de sécurité axés sur le logiciel et la fintech</w:t>
-      </w:r>
-    </w:p>
-    <w:p>
-      <w:r>
-        <w:t xml:space="preserve">Le portefeuille est organisé autour du cycle de vie du développement logiciel (SDLC) plutôt qu'autour de domaines de sécurité génériques — reflétant la conviction fondatrice du cabinet : la sécurité est une propriété de la manière dont le logiciel est conçu, et non un élément ajouté après coup.</w:t>
+        <w:t xml:space="preserve">2. Portefeuille de services de sécurité axés sur le logiciel</w:t>
+      </w:r>
+    </w:p>
+    <w:p>
+      <w:r>
+        <w:t xml:space="preserve">Le portefeuille est organisé autour du cycle de vie du développement logiciel (SDLC) plutôt qu'autour de domaines de sécurité génériques — reflétant la conviction fondatrice du cabinet : la sécurité est une propriété de la manière dont le logiciel est conçu, et non un élément ajouté après coup. Les lignes de service ont d'abord été éprouvées en fintech et s'appliquent tout aussi bien aux secteurs adjacents du cabinet (voir section 1.5).</w:t>
       </w:r>
     </w:p>
     <w:p>
@@ -1259,24 +1755,24 @@
         <w:pStyle w:val="Heading2"/>
       </w:pPr>
       <w:r>
-        <w:t xml:space="preserve">2.5 Gouvernance, risque et conformité (GRC) fintech</w:t>
-      </w:r>
-    </w:p>
-    <w:p>
-      <w:r>
-        <w:t xml:space="preserve">La conformité conçue comme le sous-produit d'une architecture sécurisée, et non comme un exercice administratif greffé sur un cycle d'audit annuel. Les programmes sont construits de manière modulaire selon les juridictions, plutôt que calqués sur un seul marché d'origine.</w:t>
-      </w:r>
-    </w:p>
-    <w:p>
-      <w:pPr>
-        <w:pStyle w:val="ListParagraph"/>
-        <w:numPr>
-          <w:ilvl w:val="0"/>
-          <w:numId w:val="2"/>
-        </w:numPr>
-      </w:pPr>
-      <w:r>
-        <w:t xml:space="preserve">Évaluation de préparation PCI-DSS v4.0 et correction des écarts pour les environnements de cartes de paiement.</w:t>
+        <w:t xml:space="preserve">2.5 Gouvernance, risque et conformité (GRC)</w:t>
+      </w:r>
+    </w:p>
+    <w:p>
+      <w:r>
+        <w:t xml:space="preserve">La conformité conçue comme le sous-produit d'une architecture sécurisée, et non comme un exercice administratif greffé sur un cycle d'audit annuel. Les programmes sont construits de manière modulaire selon les juridictions et les secteurs, plutôt que calqués sur un seul marché d'origine.</w:t>
+      </w:r>
+    </w:p>
+    <w:p>
+      <w:pPr>
+        <w:pStyle w:val="ListParagraph"/>
+        <w:numPr>
+          <w:ilvl w:val="0"/>
+          <w:numId w:val="2"/>
+        </w:numPr>
+      </w:pPr>
+      <w:r>
+        <w:t xml:space="preserve">Évaluation de préparation PCI-DSS v4.0 et correction des écarts pour les environnements de cartes de paiement, en fintech comme en e-commerce.</w:t>
       </w:r>
     </w:p>
     <w:p>
@@ -1300,7 +1796,19 @@
         </w:numPr>
       </w:pPr>
       <w:r>
-        <w:t xml:space="preserve">Préparation DORA (Règlement sur la résilience opérationnelle numérique) et NIS2 pour les entités réglementées dans l'UE ou en lien avec l'UE, y compris le risque lié aux prestataires TIC tiers, l'accompagnement aux tests d'intrusion fondés sur la menace (TLPT) et les dispositifs de notification d'incidents.</w:t>
+        <w:t xml:space="preserve">Préparation DORA (Règlement sur la résilience opérationnelle numérique) et NIS2 pour les entités réglementées dans l'UE ou en lien avec l'UE — y compris les entités essentielles financières, télécoms et de santé — avec accompagnement sur le risque lié aux prestataires TIC tiers, les tests d'intrusion fondés sur la menace (TLPT) et les dispositifs de notification d'incidents.</w:t>
+      </w:r>
+    </w:p>
+    <w:p>
+      <w:pPr>
+        <w:pStyle w:val="ListParagraph"/>
+        <w:numPr>
+          <w:ilvl w:val="0"/>
+          <w:numId w:val="2"/>
+        </w:numPr>
+      </w:pPr>
+      <w:r>
+        <w:t xml:space="preserve">Accompagnement à la conformité HIPAA et HITECH pour les clients du secteur de la santé et de la healthtech traitant des informations de santé protégées.</w:t>
       </w:r>
     </w:p>
     <w:p>
@@ -1336,7 +1844,7 @@
         </w:numPr>
       </w:pPr>
       <w:r>
-        <w:t xml:space="preserve">Programmes de conformité africains en matière de protection des données et de réglementation financière, couvrant la NDPA et les cadres de cybersécurité de la CBN au Nigeria, la POPIA en Afrique du Sud et la loi sur la protection des données au Kenya.</w:t>
+        <w:t xml:space="preserve">Programmes de conformité africains en matière de protection des données et de réglementation sectorielle, couvrant la NDPA et les cadres de cybersécurité de la CBN au Nigeria, la POPIA en Afrique du Sud et la loi sur la protection des données au Kenya.</w:t>
       </w:r>
     </w:p>
     <w:p>
@@ -1446,7 +1954,7 @@
     </w:p>
     <w:p>
       <w:r>
-        <w:t xml:space="preserve">Nombre des clients bancaires, néo-banques et institutions publiques du cabinet exploitent une infrastructure physique — agences, centres de données, réseaux de distributeurs automatiques et sites de traitement des paiements — qui constitue une cible tout aussi importante que leurs bases de code. Codeward Security étend sa philosophie axée sur le développement à la couche physique, en considérant les caméras, les contrôleurs d'accès et les centrales d'alarme comme des points de terminaison connectés exécutant du logiciel embarqué, et non comme du simple matériel.</w:t>
+        <w:t xml:space="preserve">Nombre des clients bancaires, de santé, télécoms, de commerce de détail et institutions publiques du cabinet exploitent une infrastructure physique — agences, hôpitaux, centres de données, sites cellulaires, points de vente et réseaux de distributeurs automatiques — qui constitue une cible tout aussi importante que leurs bases de code. Codeward Security étend sa philosophie axée sur le développement à la couche physique, en considérant les caméras, les contrôleurs d'accès et les centrales d'alarme comme des points de terminaison connectés exécutant du logiciel embarqué, et non comme du simple matériel.</w:t>
       </w:r>
     </w:p>
     <w:p>
@@ -1883,7 +2391,349 @@
         <w:pStyle w:val="Heading2"/>
       </w:pPr>
       <w:r>
-        <w:t xml:space="preserve">3.4 Aperçu comparatif des segments</w:t>
+        <w:t xml:space="preserve">3.4 Application transsectorielle</w:t>
+      </w:r>
+    </w:p>
+    <w:p>
+      <w:r>
+        <w:t xml:space="preserve">Les trois archétypes ci-dessus sont définis par la maturité organisationnelle et le profil de risque, et non par le secteur d'activité — c'est précisément pourquoi ils s'étendent naturellement au-delà de la fintech. La même structure de mission se retrouve dans chacun des secteurs adjacents du cabinet ; seul le contexte réglementaire change.</w:t>
+      </w:r>
+    </w:p>
+    <w:tbl>
+      <w:tblPr>
+        <w:tblW w:type="dxa" w:w="9360"/>
+        <w:tblBorders>
+          <w:top w:val="single" w:color="D4D4D4" w:sz="2"/>
+          <w:left w:val="single" w:color="D4D4D4" w:sz="2"/>
+          <w:bottom w:val="single" w:color="D4D4D4" w:sz="2"/>
+          <w:right w:val="single" w:color="D4D4D4" w:sz="2"/>
+          <w:insideH w:val="single" w:color="D4D4D4" w:sz="2"/>
+          <w:insideV w:val="single" w:color="D4D4D4" w:sz="2"/>
+        </w:tblBorders>
+      </w:tblPr>
+      <w:tblGrid>
+        <w:gridCol w:w="2700"/>
+        <w:gridCol w:w="2700"/>
+        <w:gridCol w:w="3960"/>
+      </w:tblGrid>
+      <w:tr>
+        <w:trPr>
+          <w:tblHeader/>
+        </w:trPr>
+        <w:tc>
+          <w:tcPr>
+            <w:tcW w:type="dxa" w:w="2700"/>
+            <w:shd w:fill="1A1A1A" w:val="clear"/>
+            <w:tcMar>
+              <w:top w:type="dxa" w:w="100"/>
+              <w:left w:type="dxa" w:w="140"/>
+              <w:bottom w:type="dxa" w:w="100"/>
+              <w:right w:type="dxa" w:w="140"/>
+            </w:tcMar>
+            <w:vAlign w:val="center"/>
+          </w:tcPr>
+          <w:p>
+            <w:r>
+              <w:rPr>
+                <w:b/>
+                <w:bCs/>
+                <w:color w:val="FFFFFF"/>
+                <w:sz w:val="20"/>
+                <w:szCs w:val="20"/>
+              </w:rPr>
+              <w:t xml:space="preserve">Archétype de maturité</w:t>
+            </w:r>
+          </w:p>
+        </w:tc>
+        <w:tc>
+          <w:tcPr>
+            <w:tcW w:type="dxa" w:w="2700"/>
+            <w:shd w:fill="1A1A1A" w:val="clear"/>
+            <w:tcMar>
+              <w:top w:type="dxa" w:w="100"/>
+              <w:left w:type="dxa" w:w="140"/>
+              <w:bottom w:type="dxa" w:w="100"/>
+              <w:right w:type="dxa" w:w="140"/>
+            </w:tcMar>
+            <w:vAlign w:val="center"/>
+          </w:tcPr>
+          <w:p>
+            <w:r>
+              <w:rPr>
+                <w:b/>
+                <w:bCs/>
+                <w:color w:val="FFFFFF"/>
+                <w:sz w:val="20"/>
+                <w:szCs w:val="20"/>
+              </w:rPr>
+              <w:t xml:space="preserve">Exemple fintech</w:t>
+            </w:r>
+          </w:p>
+        </w:tc>
+        <w:tc>
+          <w:tcPr>
+            <w:tcW w:type="dxa" w:w="3960"/>
+            <w:shd w:fill="1A1A1A" w:val="clear"/>
+            <w:tcMar>
+              <w:top w:type="dxa" w:w="100"/>
+              <w:left w:type="dxa" w:w="140"/>
+              <w:bottom w:type="dxa" w:w="100"/>
+              <w:right w:type="dxa" w:w="140"/>
+            </w:tcMar>
+            <w:vAlign w:val="center"/>
+          </w:tcPr>
+          <w:p>
+            <w:r>
+              <w:rPr>
+                <w:b/>
+                <w:bCs/>
+                <w:color w:val="FFFFFF"/>
+                <w:sz w:val="20"/>
+                <w:szCs w:val="20"/>
+              </w:rPr>
+              <w:t xml:space="preserve">Exemples dans les secteurs adjacents</w:t>
+            </w:r>
+          </w:p>
+        </w:tc>
+      </w:tr>
+      <w:tr>
+        <w:tc>
+          <w:tcPr>
+            <w:tcW w:type="dxa" w:w="2700"/>
+            <w:shd w:fill="FFFFFF" w:val="clear"/>
+            <w:tcMar>
+              <w:top w:type="dxa" w:w="100"/>
+              <w:left w:type="dxa" w:w="140"/>
+              <w:bottom w:type="dxa" w:w="100"/>
+              <w:right w:type="dxa" w:w="140"/>
+            </w:tcMar>
+            <w:vAlign w:val="center"/>
+          </w:tcPr>
+          <w:p>
+            <w:r>
+              <w:rPr>
+                <w:b w:val="false"/>
+                <w:bCs w:val="false"/>
+                <w:color w:val="2B2B2B"/>
+                <w:sz w:val="20"/>
+                <w:szCs w:val="20"/>
+              </w:rPr>
+              <w:t xml:space="preserve">Start-up à haute vélocité</w:t>
+            </w:r>
+          </w:p>
+        </w:tc>
+        <w:tc>
+          <w:tcPr>
+            <w:tcW w:type="dxa" w:w="2700"/>
+            <w:shd w:fill="FFFFFF" w:val="clear"/>
+            <w:tcMar>
+              <w:top w:type="dxa" w:w="100"/>
+              <w:left w:type="dxa" w:w="140"/>
+              <w:bottom w:type="dxa" w:w="100"/>
+              <w:right w:type="dxa" w:w="140"/>
+            </w:tcMar>
+            <w:vAlign w:val="center"/>
+          </w:tcPr>
+          <w:p>
+            <w:r>
+              <w:rPr>
+                <w:b w:val="false"/>
+                <w:bCs w:val="false"/>
+                <w:color w:val="2B2B2B"/>
+                <w:sz w:val="20"/>
+                <w:szCs w:val="20"/>
+              </w:rPr>
+              <w:t xml:space="preserve">Néo-banque, protocole DeFi</w:t>
+            </w:r>
+          </w:p>
+        </w:tc>
+        <w:tc>
+          <w:tcPr>
+            <w:tcW w:type="dxa" w:w="3960"/>
+            <w:shd w:fill="FFFFFF" w:val="clear"/>
+            <w:tcMar>
+              <w:top w:type="dxa" w:w="100"/>
+              <w:left w:type="dxa" w:w="140"/>
+              <w:bottom w:type="dxa" w:w="100"/>
+              <w:right w:type="dxa" w:w="140"/>
+            </w:tcMar>
+            <w:vAlign w:val="center"/>
+          </w:tcPr>
+          <w:p>
+            <w:r>
+              <w:rPr>
+                <w:b w:val="false"/>
+                <w:bCs w:val="false"/>
+                <w:color w:val="2B2B2B"/>
+                <w:sz w:val="20"/>
+                <w:szCs w:val="20"/>
+              </w:rPr>
+              <w:t xml:space="preserve">Start-up healthtech, plateforme e-commerce, MVNO télécom</w:t>
+            </w:r>
+          </w:p>
+        </w:tc>
+      </w:tr>
+      <w:tr>
+        <w:tc>
+          <w:tcPr>
+            <w:tcW w:type="dxa" w:w="2700"/>
+            <w:shd w:fill="E9E9E9" w:val="clear"/>
+            <w:tcMar>
+              <w:top w:type="dxa" w:w="100"/>
+              <w:left w:type="dxa" w:w="140"/>
+              <w:bottom w:type="dxa" w:w="100"/>
+              <w:right w:type="dxa" w:w="140"/>
+            </w:tcMar>
+            <w:vAlign w:val="center"/>
+          </w:tcPr>
+          <w:p>
+            <w:r>
+              <w:rPr>
+                <w:b w:val="false"/>
+                <w:bCs w:val="false"/>
+                <w:color w:val="2B2B2B"/>
+                <w:sz w:val="20"/>
+                <w:szCs w:val="20"/>
+              </w:rPr>
+              <w:t xml:space="preserve">Entreprise établie</w:t>
+            </w:r>
+          </w:p>
+        </w:tc>
+        <w:tc>
+          <w:tcPr>
+            <w:tcW w:type="dxa" w:w="2700"/>
+            <w:shd w:fill="E9E9E9" w:val="clear"/>
+            <w:tcMar>
+              <w:top w:type="dxa" w:w="100"/>
+              <w:left w:type="dxa" w:w="140"/>
+              <w:bottom w:type="dxa" w:w="100"/>
+              <w:right w:type="dxa" w:w="140"/>
+            </w:tcMar>
+            <w:vAlign w:val="center"/>
+          </w:tcPr>
+          <w:p>
+            <w:r>
+              <w:rPr>
+                <w:b w:val="false"/>
+                <w:bCs w:val="false"/>
+                <w:color w:val="2B2B2B"/>
+                <w:sz w:val="20"/>
+                <w:szCs w:val="20"/>
+              </w:rPr>
+              <w:t xml:space="preserve">Banque commerciale historique</w:t>
+            </w:r>
+          </w:p>
+        </w:tc>
+        <w:tc>
+          <w:tcPr>
+            <w:tcW w:type="dxa" w:w="3960"/>
+            <w:shd w:fill="E9E9E9" w:val="clear"/>
+            <w:tcMar>
+              <w:top w:type="dxa" w:w="100"/>
+              <w:left w:type="dxa" w:w="140"/>
+              <w:bottom w:type="dxa" w:w="100"/>
+              <w:right w:type="dxa" w:w="140"/>
+            </w:tcMar>
+            <w:vAlign w:val="center"/>
+          </w:tcPr>
+          <w:p>
+            <w:r>
+              <w:rPr>
+                <w:b w:val="false"/>
+                <w:bCs w:val="false"/>
+                <w:color w:val="2B2B2B"/>
+                <w:sz w:val="20"/>
+                <w:szCs w:val="20"/>
+              </w:rPr>
+              <w:t xml:space="preserve">Réseau hospitalier, opérateur télécom national, grand distributeur</w:t>
+            </w:r>
+          </w:p>
+        </w:tc>
+      </w:tr>
+      <w:tr>
+        <w:tc>
+          <w:tcPr>
+            <w:tcW w:type="dxa" w:w="2700"/>
+            <w:shd w:fill="FFFFFF" w:val="clear"/>
+            <w:tcMar>
+              <w:top w:type="dxa" w:w="100"/>
+              <w:left w:type="dxa" w:w="140"/>
+              <w:bottom w:type="dxa" w:w="100"/>
+              <w:right w:type="dxa" w:w="140"/>
+            </w:tcMar>
+            <w:vAlign w:val="center"/>
+          </w:tcPr>
+          <w:p>
+            <w:r>
+              <w:rPr>
+                <w:b w:val="false"/>
+                <w:bCs w:val="false"/>
+                <w:color w:val="2B2B2B"/>
+                <w:sz w:val="20"/>
+                <w:szCs w:val="20"/>
+              </w:rPr>
+              <w:t xml:space="preserve">Organisme public / réglementé</w:t>
+            </w:r>
+          </w:p>
+        </w:tc>
+        <w:tc>
+          <w:tcPr>
+            <w:tcW w:type="dxa" w:w="2700"/>
+            <w:shd w:fill="FFFFFF" w:val="clear"/>
+            <w:tcMar>
+              <w:top w:type="dxa" w:w="100"/>
+              <w:left w:type="dxa" w:w="140"/>
+              <w:bottom w:type="dxa" w:w="100"/>
+              <w:right w:type="dxa" w:w="140"/>
+            </w:tcMar>
+            <w:vAlign w:val="center"/>
+          </w:tcPr>
+          <w:p>
+            <w:r>
+              <w:rPr>
+                <w:b w:val="false"/>
+                <w:bCs w:val="false"/>
+                <w:color w:val="2B2B2B"/>
+                <w:sz w:val="20"/>
+                <w:szCs w:val="20"/>
+              </w:rPr>
+              <w:t xml:space="preserve">Régulateur financier, banque centrale</w:t>
+            </w:r>
+          </w:p>
+        </w:tc>
+        <w:tc>
+          <w:tcPr>
+            <w:tcW w:type="dxa" w:w="3960"/>
+            <w:shd w:fill="FFFFFF" w:val="clear"/>
+            <w:tcMar>
+              <w:top w:type="dxa" w:w="100"/>
+              <w:left w:type="dxa" w:w="140"/>
+              <w:bottom w:type="dxa" w:w="100"/>
+              <w:right w:type="dxa" w:w="140"/>
+            </w:tcMar>
+            <w:vAlign w:val="center"/>
+          </w:tcPr>
+          <w:p>
+            <w:r>
+              <w:rPr>
+                <w:b w:val="false"/>
+                <w:bCs w:val="false"/>
+                <w:color w:val="2B2B2B"/>
+                <w:sz w:val="20"/>
+                <w:szCs w:val="20"/>
+              </w:rPr>
+              <w:t xml:space="preserve">Ministère de la santé, régulateur télécom, autorité d'infrastructure nationale</w:t>
+            </w:r>
+          </w:p>
+        </w:tc>
+      </w:tr>
+    </w:tbl>
+    <w:p>
+      <w:pPr>
+        <w:pStyle w:val="Heading2"/>
+      </w:pPr>
+      <w:r>
+        <w:t xml:space="preserve">3.5 Aperçu comparatif des segments</w:t>
       </w:r>
     </w:p>
     <w:tbl>
@@ -4109,7 +4959,7 @@
     </w:p>
     <w:p>
       <w:r>
-        <w:t xml:space="preserve">Les éditeurs d'outils vendent un logiciel qui exige toujours que les ingénieurs du client trient et corrigent eux-mêmes les constats ; les cabinets de sécurité offensive et les Big 4 vendent une expertise mais se désengagent généralement entre deux évaluations ponctuelles ; les auditeurs blockchain sont pointus mais étroits ; les intégrateurs de sécurité physique installent du matériel sans en sécuriser le firmware. Codeward Security occupe l'espace libre à l'intersection de toutes ces approches : un partenaire unique, spécialisé dans la finance, qui livre des correctifs et non de simples constats, et qui reste intégré au flux d'ingénierie — numérique comme physique — entre deux audits, plutôt que de ne réapparaître qu'une fois par an.</w:t>
+        <w:t xml:space="preserve">Les éditeurs d'outils vendent un logiciel qui exige toujours que les ingénieurs du client trient et corrigent eux-mêmes les constats ; les cabinets de sécurité offensive et les Big 4 vendent une expertise mais se désengagent généralement entre deux évaluations ponctuelles ; les auditeurs blockchain sont pointus mais étroits ; les intégrateurs de sécurité physique installent du matériel sans en sécuriser le firmware. Codeward Security occupe l'espace libre à l'intersection de toutes ces approches : un partenaire unique intégré à l'ingénierie — éprouvé en fintech et s'étendant aux télécoms, à la santé, au e-commerce et aux entreprises technologiques — qui livre des correctifs et non de simples constats, et qui reste intégré au flux de travail, numérique comme physique, entre deux audits, plutôt que de ne réapparaître qu'une fois par an.</w:t>
       </w:r>
     </w:p>
     <w:p>
@@ -4612,7 +5462,7 @@
         <w:t xml:space="preserve">Marketing basé sur les comptes cibles : </w:t>
       </w:r>
       <w:r>
-        <w:t xml:space="preserve">ciblé sur les dirigeants d'ingénierie fintech de Série A à C et les directions de transformation technologique des banques, dans les trois régions d'opération.</w:t>
+        <w:t xml:space="preserve">ciblé sur les dirigeants d'ingénierie fintech, télécom, healthtech et e-commerce de Série A à C, ainsi que les directions de transformation technologique des banques et réseaux hospitaliers, dans les trois régions d'opération.</w:t>
       </w:r>
     </w:p>
     <w:p>
